--- a/reports/Инструкция_запуск_и_скриншоты_ИПР1.docx
+++ b/reports/Инструкция_запуск_и_скриншоты_ИПР1.docx
@@ -59,7 +59,7 @@
         <w:rPr>
           <w:b w:val="0"/>
         </w:rPr>
-        <w:t>Инструкция описывает, как запустить проект на Windows, как пользоваться API и как получить каждый снимок экрана, который нужен в отчёте. Номера рисунков совпадают с номерами в файле «Отчет_ИПР1_Безопасный_REST_API.docx». Рисунок 1 (схема базы данных) уже вставлен, остальные отмечены в отчёте серыми рамками с пунктиром.</w:t>
+        <w:t>Инструкция описывает, как запустить проект на Windows, как пользоваться API и как получить каждый снимок экрана, который нужен в отчёте. Отчёт есть в двух версиях: полная «Отчет_ИПР1_Безопасный_REST_API.docx» (30 рисунков) и краткая «Отчет_ИПР1_краткий.docx» (15 рисунков). В тексте указаны номера рисунков полной версии, в таблице 1 – обеих; «–» значит, что в этой версии снимок не нужен. Рисунок 1 (схема базы данных) уже вставлен в обе версии, остальные отмечены серыми рамками с пунктиром. Для краткой версии рисунки 3 и 4 состоят из двух снимков (а и б), их можно поставить рядом или друг под другом.</w:t>
       </w:r>
     </w:p>
     <w:p>
@@ -574,7 +574,7 @@
     </w:p>
     <w:tbl>
       <w:tblPr>
-        <w:tblW w:type="dxa" w:w="9354"/>
+        <w:tblW w:type="dxa" w:w="9353"/>
         <w:jc w:val="center"/>
         <w:tblLayout w:type="fixed"/>
         <w:tblLook w:firstColumn="1" w:firstRow="1" w:lastColumn="0" w:lastRow="0" w:noHBand="0" w:noVBand="1" w:val="04A0"/>
@@ -589,10 +589,11 @@
         <w:tblLayout w:type="fixed"/>
       </w:tblPr>
       <w:tblGrid>
-        <w:gridCol w:w="680"/>
-        <w:gridCol w:w="3005"/>
-        <w:gridCol w:w="2381"/>
-        <w:gridCol w:w="3288"/>
+        <w:gridCol w:w="1020"/>
+        <w:gridCol w:w="1077"/>
+        <w:gridCol w:w="2551"/>
+        <w:gridCol w:w="1984"/>
+        <w:gridCol w:w="2721"/>
       </w:tblGrid>
       <w:tr>
         <w:trPr>
@@ -601,7 +602,7 @@
         </w:trPr>
         <w:tc>
           <w:tcPr>
-            <w:tcW w:type="dxa" w:w="680"/>
+            <w:tcW w:type="dxa" w:w="1020"/>
           </w:tcPr>
           <w:p>
             <w:pPr>
@@ -615,13 +616,33 @@
                 <w:b/>
                 <w:sz w:val="22"/>
               </w:rPr>
-              <w:t>Рис.</w:t>
+              <w:t>Полн.</w:t>
             </w:r>
           </w:p>
         </w:tc>
         <w:tc>
           <w:tcPr>
-            <w:tcW w:type="dxa" w:w="3005"/>
+            <w:tcW w:type="dxa" w:w="1077"/>
+          </w:tcPr>
+          <w:p>
+            <w:pPr>
+              <w:widowControl/>
+              <w:spacing w:before="0" w:after="0" w:line="240" w:lineRule="auto"/>
+              <w:ind w:firstLine="0" w:left="0" w:right="0"/>
+              <w:jc w:val="center"/>
+            </w:pPr>
+            <w:r>
+              <w:rPr>
+                <w:b/>
+                <w:sz w:val="22"/>
+              </w:rPr>
+              <w:t>Кратк.</w:t>
+            </w:r>
+          </w:p>
+        </w:tc>
+        <w:tc>
+          <w:tcPr>
+            <w:tcW w:type="dxa" w:w="2551"/>
           </w:tcPr>
           <w:p>
             <w:pPr>
@@ -641,7 +662,7 @@
         </w:tc>
         <w:tc>
           <w:tcPr>
-            <w:tcW w:type="dxa" w:w="2381"/>
+            <w:tcW w:type="dxa" w:w="1984"/>
           </w:tcPr>
           <w:p>
             <w:pPr>
@@ -661,7 +682,7 @@
         </w:tc>
         <w:tc>
           <w:tcPr>
-            <w:tcW w:type="dxa" w:w="3288"/>
+            <w:tcW w:type="dxa" w:w="2721"/>
           </w:tcPr>
           <w:p>
             <w:pPr>
@@ -686,7 +707,7 @@
         </w:trPr>
         <w:tc>
           <w:tcPr>
-            <w:tcW w:type="dxa" w:w="680"/>
+            <w:tcW w:type="dxa" w:w="1020"/>
           </w:tcPr>
           <w:p>
             <w:pPr>
@@ -706,7 +727,27 @@
         </w:tc>
         <w:tc>
           <w:tcPr>
-            <w:tcW w:type="dxa" w:w="3005"/>
+            <w:tcW w:type="dxa" w:w="1077"/>
+          </w:tcPr>
+          <w:p>
+            <w:pPr>
+              <w:widowControl/>
+              <w:spacing w:before="0" w:after="0" w:line="240" w:lineRule="auto"/>
+              <w:ind w:firstLine="0" w:left="0" w:right="0"/>
+              <w:jc w:val="left"/>
+            </w:pPr>
+            <w:r>
+              <w:rPr>
+                <w:b w:val="0"/>
+                <w:sz w:val="22"/>
+              </w:rPr>
+              <w:t>11</w:t>
+            </w:r>
+          </w:p>
+        </w:tc>
+        <w:tc>
+          <w:tcPr>
+            <w:tcW w:type="dxa" w:w="2551"/>
           </w:tcPr>
           <w:p>
             <w:pPr>
@@ -726,7 +767,7 @@
         </w:tc>
         <w:tc>
           <w:tcPr>
-            <w:tcW w:type="dxa" w:w="2381"/>
+            <w:tcW w:type="dxa" w:w="1984"/>
           </w:tcPr>
           <w:p>
             <w:pPr>
@@ -746,7 +787,7 @@
         </w:tc>
         <w:tc>
           <w:tcPr>
-            <w:tcW w:type="dxa" w:w="3288"/>
+            <w:tcW w:type="dxa" w:w="2721"/>
           </w:tcPr>
           <w:p>
             <w:pPr>
@@ -771,7 +812,7 @@
         </w:trPr>
         <w:tc>
           <w:tcPr>
-            <w:tcW w:type="dxa" w:w="680"/>
+            <w:tcW w:type="dxa" w:w="1020"/>
           </w:tcPr>
           <w:p>
             <w:pPr>
@@ -791,7 +832,27 @@
         </w:tc>
         <w:tc>
           <w:tcPr>
-            <w:tcW w:type="dxa" w:w="3005"/>
+            <w:tcW w:type="dxa" w:w="1077"/>
+          </w:tcPr>
+          <w:p>
+            <w:pPr>
+              <w:widowControl/>
+              <w:spacing w:before="0" w:after="0" w:line="240" w:lineRule="auto"/>
+              <w:ind w:firstLine="0" w:left="0" w:right="0"/>
+              <w:jc w:val="left"/>
+            </w:pPr>
+            <w:r>
+              <w:rPr>
+                <w:b w:val="0"/>
+                <w:sz w:val="22"/>
+              </w:rPr>
+              <w:t>2</w:t>
+            </w:r>
+          </w:p>
+        </w:tc>
+        <w:tc>
+          <w:tcPr>
+            <w:tcW w:type="dxa" w:w="2551"/>
           </w:tcPr>
           <w:p>
             <w:pPr>
@@ -811,7 +872,7 @@
         </w:tc>
         <w:tc>
           <w:tcPr>
-            <w:tcW w:type="dxa" w:w="2381"/>
+            <w:tcW w:type="dxa" w:w="1984"/>
           </w:tcPr>
           <w:p>
             <w:pPr>
@@ -831,7 +892,7 @@
         </w:tc>
         <w:tc>
           <w:tcPr>
-            <w:tcW w:type="dxa" w:w="3288"/>
+            <w:tcW w:type="dxa" w:w="2721"/>
           </w:tcPr>
           <w:p>
             <w:pPr>
@@ -856,7 +917,112 @@
         </w:trPr>
         <w:tc>
           <w:tcPr>
-            <w:tcW w:type="dxa" w:w="680"/>
+            <w:tcW w:type="dxa" w:w="1020"/>
+          </w:tcPr>
+          <w:p>
+            <w:pPr>
+              <w:widowControl/>
+              <w:spacing w:before="0" w:after="0" w:line="240" w:lineRule="auto"/>
+              <w:ind w:firstLine="0" w:left="0" w:right="0"/>
+              <w:jc w:val="left"/>
+            </w:pPr>
+            <w:r>
+              <w:rPr>
+                <w:b w:val="0"/>
+                <w:sz w:val="22"/>
+              </w:rPr>
+              <w:t>–</w:t>
+            </w:r>
+          </w:p>
+        </w:tc>
+        <w:tc>
+          <w:tcPr>
+            <w:tcW w:type="dxa" w:w="1077"/>
+          </w:tcPr>
+          <w:p>
+            <w:pPr>
+              <w:widowControl/>
+              <w:spacing w:before="0" w:after="0" w:line="240" w:lineRule="auto"/>
+              <w:ind w:firstLine="0" w:left="0" w:right="0"/>
+              <w:jc w:val="left"/>
+            </w:pPr>
+            <w:r>
+              <w:rPr>
+                <w:b w:val="0"/>
+                <w:sz w:val="22"/>
+              </w:rPr>
+              <w:t>6</w:t>
+            </w:r>
+          </w:p>
+        </w:tc>
+        <w:tc>
+          <w:tcPr>
+            <w:tcW w:type="dxa" w:w="2551"/>
+          </w:tcPr>
+          <w:p>
+            <w:pPr>
+              <w:widowControl/>
+              <w:spacing w:before="0" w:after="0" w:line="240" w:lineRule="auto"/>
+              <w:ind w:firstLine="0" w:left="0" w:right="0"/>
+              <w:jc w:val="left"/>
+            </w:pPr>
+            <w:r>
+              <w:rPr>
+                <w:b w:val="0"/>
+                <w:sz w:val="22"/>
+              </w:rPr>
+              <w:t>«Регистрация — неверный email и слабый пароль»</w:t>
+            </w:r>
+          </w:p>
+        </w:tc>
+        <w:tc>
+          <w:tcPr>
+            <w:tcW w:type="dxa" w:w="1984"/>
+          </w:tcPr>
+          <w:p>
+            <w:pPr>
+              <w:widowControl/>
+              <w:spacing w:before="0" w:after="0" w:line="240" w:lineRule="auto"/>
+              <w:ind w:firstLine="0" w:left="0" w:right="0"/>
+              <w:jc w:val="left"/>
+            </w:pPr>
+            <w:r>
+              <w:rPr>
+                <w:b w:val="0"/>
+                <w:sz w:val="22"/>
+              </w:rPr>
+              <w:t>Send</w:t>
+            </w:r>
+          </w:p>
+        </w:tc>
+        <w:tc>
+          <w:tcPr>
+            <w:tcW w:type="dxa" w:w="2721"/>
+          </w:tcPr>
+          <w:p>
+            <w:pPr>
+              <w:widowControl/>
+              <w:spacing w:before="0" w:after="0" w:line="240" w:lineRule="auto"/>
+              <w:ind w:firstLine="0" w:left="0" w:right="0"/>
+              <w:jc w:val="left"/>
+            </w:pPr>
+            <w:r>
+              <w:rPr>
+                <w:b w:val="0"/>
+                <w:sz w:val="22"/>
+              </w:rPr>
+              <w:t>статус 400, в details ошибки email и password</w:t>
+            </w:r>
+          </w:p>
+        </w:tc>
+      </w:tr>
+      <w:tr>
+        <w:trPr>
+          <w:cantSplit/>
+        </w:trPr>
+        <w:tc>
+          <w:tcPr>
+            <w:tcW w:type="dxa" w:w="1020"/>
           </w:tcPr>
           <w:p>
             <w:pPr>
@@ -876,7 +1042,27 @@
         </w:tc>
         <w:tc>
           <w:tcPr>
-            <w:tcW w:type="dxa" w:w="3005"/>
+            <w:tcW w:type="dxa" w:w="1077"/>
+          </w:tcPr>
+          <w:p>
+            <w:pPr>
+              <w:widowControl/>
+              <w:spacing w:before="0" w:after="0" w:line="240" w:lineRule="auto"/>
+              <w:ind w:firstLine="0" w:left="0" w:right="0"/>
+              <w:jc w:val="left"/>
+            </w:pPr>
+            <w:r>
+              <w:rPr>
+                <w:b w:val="0"/>
+                <w:sz w:val="22"/>
+              </w:rPr>
+              <w:t>–</w:t>
+            </w:r>
+          </w:p>
+        </w:tc>
+        <w:tc>
+          <w:tcPr>
+            <w:tcW w:type="dxa" w:w="2551"/>
           </w:tcPr>
           <w:p>
             <w:pPr>
@@ -896,7 +1082,7 @@
         </w:tc>
         <w:tc>
           <w:tcPr>
-            <w:tcW w:type="dxa" w:w="2381"/>
+            <w:tcW w:type="dxa" w:w="1984"/>
           </w:tcPr>
           <w:p>
             <w:pPr>
@@ -916,7 +1102,7 @@
         </w:tc>
         <w:tc>
           <w:tcPr>
-            <w:tcW w:type="dxa" w:w="3288"/>
+            <w:tcW w:type="dxa" w:w="2721"/>
           </w:tcPr>
           <w:p>
             <w:pPr>
@@ -941,7 +1127,7 @@
         </w:trPr>
         <w:tc>
           <w:tcPr>
-            <w:tcW w:type="dxa" w:w="680"/>
+            <w:tcW w:type="dxa" w:w="1020"/>
           </w:tcPr>
           <w:p>
             <w:pPr>
@@ -961,7 +1147,27 @@
         </w:tc>
         <w:tc>
           <w:tcPr>
-            <w:tcW w:type="dxa" w:w="3005"/>
+            <w:tcW w:type="dxa" w:w="1077"/>
+          </w:tcPr>
+          <w:p>
+            <w:pPr>
+              <w:widowControl/>
+              <w:spacing w:before="0" w:after="0" w:line="240" w:lineRule="auto"/>
+              <w:ind w:firstLine="0" w:left="0" w:right="0"/>
+              <w:jc w:val="left"/>
+            </w:pPr>
+            <w:r>
+              <w:rPr>
+                <w:b w:val="0"/>
+                <w:sz w:val="22"/>
+              </w:rPr>
+              <w:t>–</w:t>
+            </w:r>
+          </w:p>
+        </w:tc>
+        <w:tc>
+          <w:tcPr>
+            <w:tcW w:type="dxa" w:w="2551"/>
           </w:tcPr>
           <w:p>
             <w:pPr>
@@ -981,7 +1187,7 @@
         </w:tc>
         <w:tc>
           <w:tcPr>
-            <w:tcW w:type="dxa" w:w="2381"/>
+            <w:tcW w:type="dxa" w:w="1984"/>
           </w:tcPr>
           <w:p>
             <w:pPr>
@@ -1001,7 +1207,7 @@
         </w:tc>
         <w:tc>
           <w:tcPr>
-            <w:tcW w:type="dxa" w:w="3288"/>
+            <w:tcW w:type="dxa" w:w="2721"/>
           </w:tcPr>
           <w:p>
             <w:pPr>
@@ -1026,7 +1232,7 @@
         </w:trPr>
         <w:tc>
           <w:tcPr>
-            <w:tcW w:type="dxa" w:w="680"/>
+            <w:tcW w:type="dxa" w:w="1020"/>
           </w:tcPr>
           <w:p>
             <w:pPr>
@@ -1046,7 +1252,27 @@
         </w:tc>
         <w:tc>
           <w:tcPr>
-            <w:tcW w:type="dxa" w:w="3005"/>
+            <w:tcW w:type="dxa" w:w="1077"/>
+          </w:tcPr>
+          <w:p>
+            <w:pPr>
+              <w:widowControl/>
+              <w:spacing w:before="0" w:after="0" w:line="240" w:lineRule="auto"/>
+              <w:ind w:firstLine="0" w:left="0" w:right="0"/>
+              <w:jc w:val="left"/>
+            </w:pPr>
+            <w:r>
+              <w:rPr>
+                <w:b w:val="0"/>
+                <w:sz w:val="22"/>
+              </w:rPr>
+              <w:t>–</w:t>
+            </w:r>
+          </w:p>
+        </w:tc>
+        <w:tc>
+          <w:tcPr>
+            <w:tcW w:type="dxa" w:w="2551"/>
           </w:tcPr>
           <w:p>
             <w:pPr>
@@ -1066,7 +1292,7 @@
         </w:tc>
         <w:tc>
           <w:tcPr>
-            <w:tcW w:type="dxa" w:w="2381"/>
+            <w:tcW w:type="dxa" w:w="1984"/>
           </w:tcPr>
           <w:p>
             <w:pPr>
@@ -1086,7 +1312,7 @@
         </w:tc>
         <w:tc>
           <w:tcPr>
-            <w:tcW w:type="dxa" w:w="3288"/>
+            <w:tcW w:type="dxa" w:w="2721"/>
           </w:tcPr>
           <w:p>
             <w:pPr>
@@ -1111,7 +1337,7 @@
         </w:trPr>
         <w:tc>
           <w:tcPr>
-            <w:tcW w:type="dxa" w:w="680"/>
+            <w:tcW w:type="dxa" w:w="1020"/>
           </w:tcPr>
           <w:p>
             <w:pPr>
@@ -1131,7 +1357,27 @@
         </w:tc>
         <w:tc>
           <w:tcPr>
-            <w:tcW w:type="dxa" w:w="3005"/>
+            <w:tcW w:type="dxa" w:w="1077"/>
+          </w:tcPr>
+          <w:p>
+            <w:pPr>
+              <w:widowControl/>
+              <w:spacing w:before="0" w:after="0" w:line="240" w:lineRule="auto"/>
+              <w:ind w:firstLine="0" w:left="0" w:right="0"/>
+              <w:jc w:val="left"/>
+            </w:pPr>
+            <w:r>
+              <w:rPr>
+                <w:b w:val="0"/>
+                <w:sz w:val="22"/>
+              </w:rPr>
+              <w:t>3а</w:t>
+            </w:r>
+          </w:p>
+        </w:tc>
+        <w:tc>
+          <w:tcPr>
+            <w:tcW w:type="dxa" w:w="2551"/>
           </w:tcPr>
           <w:p>
             <w:pPr>
@@ -1151,7 +1397,7 @@
         </w:tc>
         <w:tc>
           <w:tcPr>
-            <w:tcW w:type="dxa" w:w="2381"/>
+            <w:tcW w:type="dxa" w:w="1984"/>
           </w:tcPr>
           <w:p>
             <w:pPr>
@@ -1171,7 +1417,7 @@
         </w:tc>
         <w:tc>
           <w:tcPr>
-            <w:tcW w:type="dxa" w:w="3288"/>
+            <w:tcW w:type="dxa" w:w="2721"/>
           </w:tcPr>
           <w:p>
             <w:pPr>
@@ -1196,7 +1442,7 @@
         </w:trPr>
         <w:tc>
           <w:tcPr>
-            <w:tcW w:type="dxa" w:w="680"/>
+            <w:tcW w:type="dxa" w:w="1020"/>
           </w:tcPr>
           <w:p>
             <w:pPr>
@@ -1216,7 +1462,27 @@
         </w:tc>
         <w:tc>
           <w:tcPr>
-            <w:tcW w:type="dxa" w:w="3005"/>
+            <w:tcW w:type="dxa" w:w="1077"/>
+          </w:tcPr>
+          <w:p>
+            <w:pPr>
+              <w:widowControl/>
+              <w:spacing w:before="0" w:after="0" w:line="240" w:lineRule="auto"/>
+              <w:ind w:firstLine="0" w:left="0" w:right="0"/>
+              <w:jc w:val="left"/>
+            </w:pPr>
+            <w:r>
+              <w:rPr>
+                <w:b w:val="0"/>
+                <w:sz w:val="22"/>
+              </w:rPr>
+              <w:t>3б</w:t>
+            </w:r>
+          </w:p>
+        </w:tc>
+        <w:tc>
+          <w:tcPr>
+            <w:tcW w:type="dxa" w:w="2551"/>
           </w:tcPr>
           <w:p>
             <w:pPr>
@@ -1236,7 +1502,7 @@
         </w:tc>
         <w:tc>
           <w:tcPr>
-            <w:tcW w:type="dxa" w:w="2381"/>
+            <w:tcW w:type="dxa" w:w="1984"/>
           </w:tcPr>
           <w:p>
             <w:pPr>
@@ -1256,7 +1522,7 @@
         </w:tc>
         <w:tc>
           <w:tcPr>
-            <w:tcW w:type="dxa" w:w="3288"/>
+            <w:tcW w:type="dxa" w:w="2721"/>
           </w:tcPr>
           <w:p>
             <w:pPr>
@@ -1281,7 +1547,7 @@
         </w:trPr>
         <w:tc>
           <w:tcPr>
-            <w:tcW w:type="dxa" w:w="680"/>
+            <w:tcW w:type="dxa" w:w="1020"/>
           </w:tcPr>
           <w:p>
             <w:pPr>
@@ -1301,7 +1567,27 @@
         </w:tc>
         <w:tc>
           <w:tcPr>
-            <w:tcW w:type="dxa" w:w="3005"/>
+            <w:tcW w:type="dxa" w:w="1077"/>
+          </w:tcPr>
+          <w:p>
+            <w:pPr>
+              <w:widowControl/>
+              <w:spacing w:before="0" w:after="0" w:line="240" w:lineRule="auto"/>
+              <w:ind w:firstLine="0" w:left="0" w:right="0"/>
+              <w:jc w:val="left"/>
+            </w:pPr>
+            <w:r>
+              <w:rPr>
+                <w:b w:val="0"/>
+                <w:sz w:val="22"/>
+              </w:rPr>
+              <w:t>–</w:t>
+            </w:r>
+          </w:p>
+        </w:tc>
+        <w:tc>
+          <w:tcPr>
+            <w:tcW w:type="dxa" w:w="2551"/>
           </w:tcPr>
           <w:p>
             <w:pPr>
@@ -1321,7 +1607,7 @@
         </w:tc>
         <w:tc>
           <w:tcPr>
-            <w:tcW w:type="dxa" w:w="2381"/>
+            <w:tcW w:type="dxa" w:w="1984"/>
           </w:tcPr>
           <w:p>
             <w:pPr>
@@ -1341,7 +1627,7 @@
         </w:tc>
         <w:tc>
           <w:tcPr>
-            <w:tcW w:type="dxa" w:w="3288"/>
+            <w:tcW w:type="dxa" w:w="2721"/>
           </w:tcPr>
           <w:p>
             <w:pPr>
@@ -1366,7 +1652,7 @@
         </w:trPr>
         <w:tc>
           <w:tcPr>
-            <w:tcW w:type="dxa" w:w="680"/>
+            <w:tcW w:type="dxa" w:w="1020"/>
           </w:tcPr>
           <w:p>
             <w:pPr>
@@ -1386,7 +1672,27 @@
         </w:tc>
         <w:tc>
           <w:tcPr>
-            <w:tcW w:type="dxa" w:w="3005"/>
+            <w:tcW w:type="dxa" w:w="1077"/>
+          </w:tcPr>
+          <w:p>
+            <w:pPr>
+              <w:widowControl/>
+              <w:spacing w:before="0" w:after="0" w:line="240" w:lineRule="auto"/>
+              <w:ind w:firstLine="0" w:left="0" w:right="0"/>
+              <w:jc w:val="left"/>
+            </w:pPr>
+            <w:r>
+              <w:rPr>
+                <w:b w:val="0"/>
+                <w:sz w:val="22"/>
+              </w:rPr>
+              <w:t>–</w:t>
+            </w:r>
+          </w:p>
+        </w:tc>
+        <w:tc>
+          <w:tcPr>
+            <w:tcW w:type="dxa" w:w="2551"/>
           </w:tcPr>
           <w:p>
             <w:pPr>
@@ -1406,7 +1712,7 @@
         </w:tc>
         <w:tc>
           <w:tcPr>
-            <w:tcW w:type="dxa" w:w="2381"/>
+            <w:tcW w:type="dxa" w:w="1984"/>
           </w:tcPr>
           <w:p>
             <w:pPr>
@@ -1426,7 +1732,7 @@
         </w:tc>
         <w:tc>
           <w:tcPr>
-            <w:tcW w:type="dxa" w:w="3288"/>
+            <w:tcW w:type="dxa" w:w="2721"/>
           </w:tcPr>
           <w:p>
             <w:pPr>
@@ -1451,7 +1757,7 @@
         </w:trPr>
         <w:tc>
           <w:tcPr>
-            <w:tcW w:type="dxa" w:w="680"/>
+            <w:tcW w:type="dxa" w:w="1020"/>
           </w:tcPr>
           <w:p>
             <w:pPr>
@@ -1471,7 +1777,27 @@
         </w:tc>
         <w:tc>
           <w:tcPr>
-            <w:tcW w:type="dxa" w:w="3005"/>
+            <w:tcW w:type="dxa" w:w="1077"/>
+          </w:tcPr>
+          <w:p>
+            <w:pPr>
+              <w:widowControl/>
+              <w:spacing w:before="0" w:after="0" w:line="240" w:lineRule="auto"/>
+              <w:ind w:firstLine="0" w:left="0" w:right="0"/>
+              <w:jc w:val="left"/>
+            </w:pPr>
+            <w:r>
+              <w:rPr>
+                <w:b w:val="0"/>
+                <w:sz w:val="22"/>
+              </w:rPr>
+              <w:t>4а</w:t>
+            </w:r>
+          </w:p>
+        </w:tc>
+        <w:tc>
+          <w:tcPr>
+            <w:tcW w:type="dxa" w:w="2551"/>
           </w:tcPr>
           <w:p>
             <w:pPr>
@@ -1491,7 +1817,7 @@
         </w:tc>
         <w:tc>
           <w:tcPr>
-            <w:tcW w:type="dxa" w:w="2381"/>
+            <w:tcW w:type="dxa" w:w="1984"/>
           </w:tcPr>
           <w:p>
             <w:pPr>
@@ -1511,7 +1837,7 @@
         </w:tc>
         <w:tc>
           <w:tcPr>
-            <w:tcW w:type="dxa" w:w="3288"/>
+            <w:tcW w:type="dxa" w:w="2721"/>
           </w:tcPr>
           <w:p>
             <w:pPr>
@@ -1536,7 +1862,7 @@
         </w:trPr>
         <w:tc>
           <w:tcPr>
-            <w:tcW w:type="dxa" w:w="680"/>
+            <w:tcW w:type="dxa" w:w="1020"/>
           </w:tcPr>
           <w:p>
             <w:pPr>
@@ -1556,7 +1882,27 @@
         </w:tc>
         <w:tc>
           <w:tcPr>
-            <w:tcW w:type="dxa" w:w="3005"/>
+            <w:tcW w:type="dxa" w:w="1077"/>
+          </w:tcPr>
+          <w:p>
+            <w:pPr>
+              <w:widowControl/>
+              <w:spacing w:before="0" w:after="0" w:line="240" w:lineRule="auto"/>
+              <w:ind w:firstLine="0" w:left="0" w:right="0"/>
+              <w:jc w:val="left"/>
+            </w:pPr>
+            <w:r>
+              <w:rPr>
+                <w:b w:val="0"/>
+                <w:sz w:val="22"/>
+              </w:rPr>
+              <w:t>4б</w:t>
+            </w:r>
+          </w:p>
+        </w:tc>
+        <w:tc>
+          <w:tcPr>
+            <w:tcW w:type="dxa" w:w="2551"/>
           </w:tcPr>
           <w:p>
             <w:pPr>
@@ -1576,7 +1922,7 @@
         </w:tc>
         <w:tc>
           <w:tcPr>
-            <w:tcW w:type="dxa" w:w="2381"/>
+            <w:tcW w:type="dxa" w:w="1984"/>
           </w:tcPr>
           <w:p>
             <w:pPr>
@@ -1596,7 +1942,7 @@
         </w:tc>
         <w:tc>
           <w:tcPr>
-            <w:tcW w:type="dxa" w:w="3288"/>
+            <w:tcW w:type="dxa" w:w="2721"/>
           </w:tcPr>
           <w:p>
             <w:pPr>
@@ -1621,7 +1967,7 @@
         </w:trPr>
         <w:tc>
           <w:tcPr>
-            <w:tcW w:type="dxa" w:w="680"/>
+            <w:tcW w:type="dxa" w:w="1020"/>
           </w:tcPr>
           <w:p>
             <w:pPr>
@@ -1641,7 +1987,27 @@
         </w:tc>
         <w:tc>
           <w:tcPr>
-            <w:tcW w:type="dxa" w:w="3005"/>
+            <w:tcW w:type="dxa" w:w="1077"/>
+          </w:tcPr>
+          <w:p>
+            <w:pPr>
+              <w:widowControl/>
+              <w:spacing w:before="0" w:after="0" w:line="240" w:lineRule="auto"/>
+              <w:ind w:firstLine="0" w:left="0" w:right="0"/>
+              <w:jc w:val="left"/>
+            </w:pPr>
+            <w:r>
+              <w:rPr>
+                <w:b w:val="0"/>
+                <w:sz w:val="22"/>
+              </w:rPr>
+              <w:t>8</w:t>
+            </w:r>
+          </w:p>
+        </w:tc>
+        <w:tc>
+          <w:tcPr>
+            <w:tcW w:type="dxa" w:w="2551"/>
           </w:tcPr>
           <w:p>
             <w:pPr>
@@ -1661,7 +2027,7 @@
         </w:tc>
         <w:tc>
           <w:tcPr>
-            <w:tcW w:type="dxa" w:w="2381"/>
+            <w:tcW w:type="dxa" w:w="1984"/>
           </w:tcPr>
           <w:p>
             <w:pPr>
@@ -1681,7 +2047,7 @@
         </w:tc>
         <w:tc>
           <w:tcPr>
-            <w:tcW w:type="dxa" w:w="3288"/>
+            <w:tcW w:type="dxa" w:w="2721"/>
           </w:tcPr>
           <w:p>
             <w:pPr>
@@ -1706,7 +2072,7 @@
         </w:trPr>
         <w:tc>
           <w:tcPr>
-            <w:tcW w:type="dxa" w:w="680"/>
+            <w:tcW w:type="dxa" w:w="1020"/>
           </w:tcPr>
           <w:p>
             <w:pPr>
@@ -1726,7 +2092,27 @@
         </w:tc>
         <w:tc>
           <w:tcPr>
-            <w:tcW w:type="dxa" w:w="3005"/>
+            <w:tcW w:type="dxa" w:w="1077"/>
+          </w:tcPr>
+          <w:p>
+            <w:pPr>
+              <w:widowControl/>
+              <w:spacing w:before="0" w:after="0" w:line="240" w:lineRule="auto"/>
+              <w:ind w:firstLine="0" w:left="0" w:right="0"/>
+              <w:jc w:val="left"/>
+            </w:pPr>
+            <w:r>
+              <w:rPr>
+                <w:b w:val="0"/>
+                <w:sz w:val="22"/>
+              </w:rPr>
+              <w:t>–</w:t>
+            </w:r>
+          </w:p>
+        </w:tc>
+        <w:tc>
+          <w:tcPr>
+            <w:tcW w:type="dxa" w:w="2551"/>
           </w:tcPr>
           <w:p>
             <w:pPr>
@@ -1746,7 +2132,7 @@
         </w:tc>
         <w:tc>
           <w:tcPr>
-            <w:tcW w:type="dxa" w:w="2381"/>
+            <w:tcW w:type="dxa" w:w="1984"/>
           </w:tcPr>
           <w:p>
             <w:pPr>
@@ -1766,7 +2152,7 @@
         </w:tc>
         <w:tc>
           <w:tcPr>
-            <w:tcW w:type="dxa" w:w="3288"/>
+            <w:tcW w:type="dxa" w:w="2721"/>
           </w:tcPr>
           <w:p>
             <w:pPr>
@@ -1791,7 +2177,7 @@
         </w:trPr>
         <w:tc>
           <w:tcPr>
-            <w:tcW w:type="dxa" w:w="680"/>
+            <w:tcW w:type="dxa" w:w="1020"/>
           </w:tcPr>
           <w:p>
             <w:pPr>
@@ -1811,7 +2197,27 @@
         </w:tc>
         <w:tc>
           <w:tcPr>
-            <w:tcW w:type="dxa" w:w="3005"/>
+            <w:tcW w:type="dxa" w:w="1077"/>
+          </w:tcPr>
+          <w:p>
+            <w:pPr>
+              <w:widowControl/>
+              <w:spacing w:before="0" w:after="0" w:line="240" w:lineRule="auto"/>
+              <w:ind w:firstLine="0" w:left="0" w:right="0"/>
+              <w:jc w:val="left"/>
+            </w:pPr>
+            <w:r>
+              <w:rPr>
+                <w:b w:val="0"/>
+                <w:sz w:val="22"/>
+              </w:rPr>
+              <w:t>–</w:t>
+            </w:r>
+          </w:p>
+        </w:tc>
+        <w:tc>
+          <w:tcPr>
+            <w:tcW w:type="dxa" w:w="2551"/>
           </w:tcPr>
           <w:p>
             <w:pPr>
@@ -1831,7 +2237,7 @@
         </w:tc>
         <w:tc>
           <w:tcPr>
-            <w:tcW w:type="dxa" w:w="2381"/>
+            <w:tcW w:type="dxa" w:w="1984"/>
           </w:tcPr>
           <w:p>
             <w:pPr>
@@ -1851,7 +2257,7 @@
         </w:tc>
         <w:tc>
           <w:tcPr>
-            <w:tcW w:type="dxa" w:w="3288"/>
+            <w:tcW w:type="dxa" w:w="2721"/>
           </w:tcPr>
           <w:p>
             <w:pPr>
@@ -1876,7 +2282,7 @@
         </w:trPr>
         <w:tc>
           <w:tcPr>
-            <w:tcW w:type="dxa" w:w="680"/>
+            <w:tcW w:type="dxa" w:w="1020"/>
           </w:tcPr>
           <w:p>
             <w:pPr>
@@ -1896,7 +2302,27 @@
         </w:tc>
         <w:tc>
           <w:tcPr>
-            <w:tcW w:type="dxa" w:w="3005"/>
+            <w:tcW w:type="dxa" w:w="1077"/>
+          </w:tcPr>
+          <w:p>
+            <w:pPr>
+              <w:widowControl/>
+              <w:spacing w:before="0" w:after="0" w:line="240" w:lineRule="auto"/>
+              <w:ind w:firstLine="0" w:left="0" w:right="0"/>
+              <w:jc w:val="left"/>
+            </w:pPr>
+            <w:r>
+              <w:rPr>
+                <w:b w:val="0"/>
+                <w:sz w:val="22"/>
+              </w:rPr>
+              <w:t>–</w:t>
+            </w:r>
+          </w:p>
+        </w:tc>
+        <w:tc>
+          <w:tcPr>
+            <w:tcW w:type="dxa" w:w="2551"/>
           </w:tcPr>
           <w:p>
             <w:pPr>
@@ -1916,7 +2342,7 @@
         </w:tc>
         <w:tc>
           <w:tcPr>
-            <w:tcW w:type="dxa" w:w="2381"/>
+            <w:tcW w:type="dxa" w:w="1984"/>
           </w:tcPr>
           <w:p>
             <w:pPr>
@@ -1936,7 +2362,7 @@
         </w:tc>
         <w:tc>
           <w:tcPr>
-            <w:tcW w:type="dxa" w:w="3288"/>
+            <w:tcW w:type="dxa" w:w="2721"/>
           </w:tcPr>
           <w:p>
             <w:pPr>
@@ -1961,7 +2387,7 @@
         </w:trPr>
         <w:tc>
           <w:tcPr>
-            <w:tcW w:type="dxa" w:w="680"/>
+            <w:tcW w:type="dxa" w:w="1020"/>
           </w:tcPr>
           <w:p>
             <w:pPr>
@@ -1981,7 +2407,27 @@
         </w:tc>
         <w:tc>
           <w:tcPr>
-            <w:tcW w:type="dxa" w:w="3005"/>
+            <w:tcW w:type="dxa" w:w="1077"/>
+          </w:tcPr>
+          <w:p>
+            <w:pPr>
+              <w:widowControl/>
+              <w:spacing w:before="0" w:after="0" w:line="240" w:lineRule="auto"/>
+              <w:ind w:firstLine="0" w:left="0" w:right="0"/>
+              <w:jc w:val="left"/>
+            </w:pPr>
+            <w:r>
+              <w:rPr>
+                <w:b w:val="0"/>
+                <w:sz w:val="22"/>
+              </w:rPr>
+              <w:t>–</w:t>
+            </w:r>
+          </w:p>
+        </w:tc>
+        <w:tc>
+          <w:tcPr>
+            <w:tcW w:type="dxa" w:w="2551"/>
           </w:tcPr>
           <w:p>
             <w:pPr>
@@ -2001,7 +2447,7 @@
         </w:tc>
         <w:tc>
           <w:tcPr>
-            <w:tcW w:type="dxa" w:w="2381"/>
+            <w:tcW w:type="dxa" w:w="1984"/>
           </w:tcPr>
           <w:p>
             <w:pPr>
@@ -2021,7 +2467,7 @@
         </w:tc>
         <w:tc>
           <w:tcPr>
-            <w:tcW w:type="dxa" w:w="3288"/>
+            <w:tcW w:type="dxa" w:w="2721"/>
           </w:tcPr>
           <w:p>
             <w:pPr>
@@ -2046,7 +2492,7 @@
         </w:trPr>
         <w:tc>
           <w:tcPr>
-            <w:tcW w:type="dxa" w:w="680"/>
+            <w:tcW w:type="dxa" w:w="1020"/>
           </w:tcPr>
           <w:p>
             <w:pPr>
@@ -2066,7 +2512,27 @@
         </w:tc>
         <w:tc>
           <w:tcPr>
-            <w:tcW w:type="dxa" w:w="3005"/>
+            <w:tcW w:type="dxa" w:w="1077"/>
+          </w:tcPr>
+          <w:p>
+            <w:pPr>
+              <w:widowControl/>
+              <w:spacing w:before="0" w:after="0" w:line="240" w:lineRule="auto"/>
+              <w:ind w:firstLine="0" w:left="0" w:right="0"/>
+              <w:jc w:val="left"/>
+            </w:pPr>
+            <w:r>
+              <w:rPr>
+                <w:b w:val="0"/>
+                <w:sz w:val="22"/>
+              </w:rPr>
+              <w:t>5</w:t>
+            </w:r>
+          </w:p>
+        </w:tc>
+        <w:tc>
+          <w:tcPr>
+            <w:tcW w:type="dxa" w:w="2551"/>
           </w:tcPr>
           <w:p>
             <w:pPr>
@@ -2086,7 +2552,7 @@
         </w:tc>
         <w:tc>
           <w:tcPr>
-            <w:tcW w:type="dxa" w:w="2381"/>
+            <w:tcW w:type="dxa" w:w="1984"/>
           </w:tcPr>
           <w:p>
             <w:pPr>
@@ -2106,7 +2572,7 @@
         </w:tc>
         <w:tc>
           <w:tcPr>
-            <w:tcW w:type="dxa" w:w="3288"/>
+            <w:tcW w:type="dxa" w:w="2721"/>
           </w:tcPr>
           <w:p>
             <w:pPr>
@@ -2131,7 +2597,7 @@
         </w:trPr>
         <w:tc>
           <w:tcPr>
-            <w:tcW w:type="dxa" w:w="680"/>
+            <w:tcW w:type="dxa" w:w="1020"/>
           </w:tcPr>
           <w:p>
             <w:pPr>
@@ -2151,7 +2617,27 @@
         </w:tc>
         <w:tc>
           <w:tcPr>
-            <w:tcW w:type="dxa" w:w="3005"/>
+            <w:tcW w:type="dxa" w:w="1077"/>
+          </w:tcPr>
+          <w:p>
+            <w:pPr>
+              <w:widowControl/>
+              <w:spacing w:before="0" w:after="0" w:line="240" w:lineRule="auto"/>
+              <w:ind w:firstLine="0" w:left="0" w:right="0"/>
+              <w:jc w:val="left"/>
+            </w:pPr>
+            <w:r>
+              <w:rPr>
+                <w:b w:val="0"/>
+                <w:sz w:val="22"/>
+              </w:rPr>
+              <w:t>12</w:t>
+            </w:r>
+          </w:p>
+        </w:tc>
+        <w:tc>
+          <w:tcPr>
+            <w:tcW w:type="dxa" w:w="2551"/>
           </w:tcPr>
           <w:p>
             <w:pPr>
@@ -2171,7 +2657,7 @@
         </w:tc>
         <w:tc>
           <w:tcPr>
-            <w:tcW w:type="dxa" w:w="2381"/>
+            <w:tcW w:type="dxa" w:w="1984"/>
           </w:tcPr>
           <w:p>
             <w:pPr>
@@ -2191,7 +2677,7 @@
         </w:tc>
         <w:tc>
           <w:tcPr>
-            <w:tcW w:type="dxa" w:w="3288"/>
+            <w:tcW w:type="dxa" w:w="2721"/>
           </w:tcPr>
           <w:p>
             <w:pPr>
@@ -2216,7 +2702,7 @@
         </w:trPr>
         <w:tc>
           <w:tcPr>
-            <w:tcW w:type="dxa" w:w="680"/>
+            <w:tcW w:type="dxa" w:w="1020"/>
           </w:tcPr>
           <w:p>
             <w:pPr>
@@ -2236,7 +2722,27 @@
         </w:tc>
         <w:tc>
           <w:tcPr>
-            <w:tcW w:type="dxa" w:w="3005"/>
+            <w:tcW w:type="dxa" w:w="1077"/>
+          </w:tcPr>
+          <w:p>
+            <w:pPr>
+              <w:widowControl/>
+              <w:spacing w:before="0" w:after="0" w:line="240" w:lineRule="auto"/>
+              <w:ind w:firstLine="0" w:left="0" w:right="0"/>
+              <w:jc w:val="left"/>
+            </w:pPr>
+            <w:r>
+              <w:rPr>
+                <w:b w:val="0"/>
+                <w:sz w:val="22"/>
+              </w:rPr>
+              <w:t>10</w:t>
+            </w:r>
+          </w:p>
+        </w:tc>
+        <w:tc>
+          <w:tcPr>
+            <w:tcW w:type="dxa" w:w="2551"/>
           </w:tcPr>
           <w:p>
             <w:pPr>
@@ -2256,7 +2762,7 @@
         </w:tc>
         <w:tc>
           <w:tcPr>
-            <w:tcW w:type="dxa" w:w="2381"/>
+            <w:tcW w:type="dxa" w:w="1984"/>
           </w:tcPr>
           <w:p>
             <w:pPr>
@@ -2276,7 +2782,7 @@
         </w:tc>
         <w:tc>
           <w:tcPr>
-            <w:tcW w:type="dxa" w:w="3288"/>
+            <w:tcW w:type="dxa" w:w="2721"/>
           </w:tcPr>
           <w:p>
             <w:pPr>
@@ -2301,7 +2807,7 @@
         </w:trPr>
         <w:tc>
           <w:tcPr>
-            <w:tcW w:type="dxa" w:w="680"/>
+            <w:tcW w:type="dxa" w:w="1020"/>
           </w:tcPr>
           <w:p>
             <w:pPr>
@@ -2321,7 +2827,27 @@
         </w:tc>
         <w:tc>
           <w:tcPr>
-            <w:tcW w:type="dxa" w:w="3005"/>
+            <w:tcW w:type="dxa" w:w="1077"/>
+          </w:tcPr>
+          <w:p>
+            <w:pPr>
+              <w:widowControl/>
+              <w:spacing w:before="0" w:after="0" w:line="240" w:lineRule="auto"/>
+              <w:ind w:firstLine="0" w:left="0" w:right="0"/>
+              <w:jc w:val="left"/>
+            </w:pPr>
+            <w:r>
+              <w:rPr>
+                <w:b w:val="0"/>
+                <w:sz w:val="22"/>
+              </w:rPr>
+              <w:t>–</w:t>
+            </w:r>
+          </w:p>
+        </w:tc>
+        <w:tc>
+          <w:tcPr>
+            <w:tcW w:type="dxa" w:w="2551"/>
           </w:tcPr>
           <w:p>
             <w:pPr>
@@ -2341,7 +2867,7 @@
         </w:tc>
         <w:tc>
           <w:tcPr>
-            <w:tcW w:type="dxa" w:w="2381"/>
+            <w:tcW w:type="dxa" w:w="1984"/>
           </w:tcPr>
           <w:p>
             <w:pPr>
@@ -2361,7 +2887,7 @@
         </w:tc>
         <w:tc>
           <w:tcPr>
-            <w:tcW w:type="dxa" w:w="3288"/>
+            <w:tcW w:type="dxa" w:w="2721"/>
           </w:tcPr>
           <w:p>
             <w:pPr>
@@ -2386,7 +2912,7 @@
         </w:trPr>
         <w:tc>
           <w:tcPr>
-            <w:tcW w:type="dxa" w:w="680"/>
+            <w:tcW w:type="dxa" w:w="1020"/>
           </w:tcPr>
           <w:p>
             <w:pPr>
@@ -2406,7 +2932,27 @@
         </w:tc>
         <w:tc>
           <w:tcPr>
-            <w:tcW w:type="dxa" w:w="3005"/>
+            <w:tcW w:type="dxa" w:w="1077"/>
+          </w:tcPr>
+          <w:p>
+            <w:pPr>
+              <w:widowControl/>
+              <w:spacing w:before="0" w:after="0" w:line="240" w:lineRule="auto"/>
+              <w:ind w:firstLine="0" w:left="0" w:right="0"/>
+              <w:jc w:val="left"/>
+            </w:pPr>
+            <w:r>
+              <w:rPr>
+                <w:b w:val="0"/>
+                <w:sz w:val="22"/>
+              </w:rPr>
+              <w:t>9</w:t>
+            </w:r>
+          </w:p>
+        </w:tc>
+        <w:tc>
+          <w:tcPr>
+            <w:tcW w:type="dxa" w:w="2551"/>
           </w:tcPr>
           <w:p>
             <w:pPr>
@@ -2426,7 +2972,7 @@
         </w:tc>
         <w:tc>
           <w:tcPr>
-            <w:tcW w:type="dxa" w:w="2381"/>
+            <w:tcW w:type="dxa" w:w="1984"/>
           </w:tcPr>
           <w:p>
             <w:pPr>
@@ -2446,7 +2992,7 @@
         </w:tc>
         <w:tc>
           <w:tcPr>
-            <w:tcW w:type="dxa" w:w="3288"/>
+            <w:tcW w:type="dxa" w:w="2721"/>
           </w:tcPr>
           <w:p>
             <w:pPr>
@@ -2471,7 +3017,7 @@
         </w:trPr>
         <w:tc>
           <w:tcPr>
-            <w:tcW w:type="dxa" w:w="680"/>
+            <w:tcW w:type="dxa" w:w="1020"/>
           </w:tcPr>
           <w:p>
             <w:pPr>
@@ -2491,7 +3037,27 @@
         </w:tc>
         <w:tc>
           <w:tcPr>
-            <w:tcW w:type="dxa" w:w="3005"/>
+            <w:tcW w:type="dxa" w:w="1077"/>
+          </w:tcPr>
+          <w:p>
+            <w:pPr>
+              <w:widowControl/>
+              <w:spacing w:before="0" w:after="0" w:line="240" w:lineRule="auto"/>
+              <w:ind w:firstLine="0" w:left="0" w:right="0"/>
+              <w:jc w:val="left"/>
+            </w:pPr>
+            <w:r>
+              <w:rPr>
+                <w:b w:val="0"/>
+                <w:sz w:val="22"/>
+              </w:rPr>
+              <w:t>7</w:t>
+            </w:r>
+          </w:p>
+        </w:tc>
+        <w:tc>
+          <w:tcPr>
+            <w:tcW w:type="dxa" w:w="2551"/>
           </w:tcPr>
           <w:p>
             <w:pPr>
@@ -2511,7 +3077,7 @@
         </w:tc>
         <w:tc>
           <w:tcPr>
-            <w:tcW w:type="dxa" w:w="2381"/>
+            <w:tcW w:type="dxa" w:w="1984"/>
           </w:tcPr>
           <w:p>
             <w:pPr>
@@ -2531,7 +3097,7 @@
         </w:tc>
         <w:tc>
           <w:tcPr>
-            <w:tcW w:type="dxa" w:w="3288"/>
+            <w:tcW w:type="dxa" w:w="2721"/>
           </w:tcPr>
           <w:p>
             <w:pPr>
@@ -2556,7 +3122,7 @@
         </w:trPr>
         <w:tc>
           <w:tcPr>
-            <w:tcW w:type="dxa" w:w="680"/>
+            <w:tcW w:type="dxa" w:w="1020"/>
           </w:tcPr>
           <w:p>
             <w:pPr>
@@ -2576,7 +3142,27 @@
         </w:tc>
         <w:tc>
           <w:tcPr>
-            <w:tcW w:type="dxa" w:w="3005"/>
+            <w:tcW w:type="dxa" w:w="1077"/>
+          </w:tcPr>
+          <w:p>
+            <w:pPr>
+              <w:widowControl/>
+              <w:spacing w:before="0" w:after="0" w:line="240" w:lineRule="auto"/>
+              <w:ind w:firstLine="0" w:left="0" w:right="0"/>
+              <w:jc w:val="left"/>
+            </w:pPr>
+            <w:r>
+              <w:rPr>
+                <w:b w:val="0"/>
+                <w:sz w:val="22"/>
+              </w:rPr>
+              <w:t>13</w:t>
+            </w:r>
+          </w:p>
+        </w:tc>
+        <w:tc>
+          <w:tcPr>
+            <w:tcW w:type="dxa" w:w="2551"/>
           </w:tcPr>
           <w:p>
             <w:pPr>
@@ -2596,7 +3182,7 @@
         </w:tc>
         <w:tc>
           <w:tcPr>
-            <w:tcW w:type="dxa" w:w="2381"/>
+            <w:tcW w:type="dxa" w:w="1984"/>
           </w:tcPr>
           <w:p>
             <w:pPr>
@@ -2616,7 +3202,7 @@
         </w:tc>
         <w:tc>
           <w:tcPr>
-            <w:tcW w:type="dxa" w:w="3288"/>
+            <w:tcW w:type="dxa" w:w="2721"/>
           </w:tcPr>
           <w:p>
             <w:pPr>
@@ -2842,6 +3428,21 @@
     </w:p>
     <w:p>
       <w:pPr>
+        <w:keepNext w:val="0"/>
+        <w:widowControl/>
+        <w:spacing w:before="80" w:after="0" w:line="240" w:lineRule="auto"/>
+        <w:ind w:firstLine="709" w:left="0" w:right="0"/>
+        <w:jc w:val="both"/>
+      </w:pPr>
+      <w:r>
+        <w:rPr>
+          <w:b w:val="0"/>
+        </w:rPr>
+        <w:t>Рисунки 24, 25, 27, 29 и 30 нужны только в полной версии.</w:t>
+      </w:r>
+    </w:p>
+    <w:p>
+      <w:pPr>
         <w:keepNext/>
         <w:widowControl/>
         <w:spacing w:before="80" w:after="0" w:line="240" w:lineRule="auto"/>
@@ -2852,7 +3453,7 @@
         <w:rPr>
           <w:b/>
         </w:rPr>
-        <w:t>Рисунок 26 – журнал безопасности.</w:t>
+        <w:t>Рисунок 26 (в краткой версии – 14) – журнал безопасности.</w:t>
       </w:r>
     </w:p>
     <w:p>
@@ -2882,7 +3483,7 @@
         <w:rPr>
           <w:b/>
         </w:rPr>
-        <w:t>Рисунок 28 – автоматические тесты.</w:t>
+        <w:t>Рисунок 28 (в краткой версии – 15) – автоматические тесты.</w:t>
       </w:r>
     </w:p>
     <w:p>
@@ -2927,7 +3528,7 @@
         <w:rPr>
           <w:b w:val="0"/>
         </w:rPr>
-        <w:t>Снимайте последним. Выполните npm run db:reset, перезапустите сервер, в Postman щёлкните по коллекции правой кнопкой → Run collection → Run. В итоге должно быть 42 запроса и ни одной проваленной проверки (Failed 0).</w:t>
+        <w:t>Снимайте последним. Выполните npm run db:reset, перезапустите сервер, в Postman щёлкните по коллекции правой кнопкой → Run collection → Run. В итоге должно быть 43 запроса и ни одной проваленной проверки (Failed 0).</w:t>
       </w:r>
     </w:p>
     <w:p>
